--- a/downloads/documents/05 Materials/Unit 02/Slides/Slides 02.19 - Results the Reveal and the Investor Report.docx
+++ b/downloads/documents/05 Materials/Unit 02/Slides/Slides 02.19 - Results the Reveal and the Investor Report.docx
@@ -6,9 +6,9 @@
       <w:pPr>
         <w:pStyle w:val="Heading1"/>
       </w:pPr>
-      <w:bookmarkStart w:id="20" w:name="Xdce98bccb36419988e0996a5722d40cb959ddaf"/>
-      <w:r>
-        <w:t xml:space="preserve">Slides 02.19: Results, the Reveal, and the Investor Report</w:t>
+      <w:bookmarkStart w:id="20" w:name="Xea8303e45dc1fe4faa97cdf4850c7cc496c0d77"/>
+      <w:r>
+        <w:t xml:space="preserve">Slides 2.19: Results, the Reveal, and the Investor Report</w:t>
       </w:r>
       <w:bookmarkEnd w:id="20"/>
     </w:p>

--- a/downloads/documents/05 Materials/Unit 02/Slides/Slides 02.19 - Results the Reveal and the Investor Report.docx
+++ b/downloads/documents/05 Materials/Unit 02/Slides/Slides 02.19 - Results the Reveal and the Investor Report.docx
@@ -17,7 +17,40 @@
         <w:pStyle w:val="FirstParagraph"/>
       </w:pPr>
       <w:r>
-        <w:t xml:space="preserve">Lesson 2.19, two days. Day 1: slides 1 to 14. Day 2: slides 15 to 22. The market is frozen at window 40. The leaderboard shows merchant numbers or trading-house names only.</w:t>
+        <w:t xml:space="preserve">Lesson 2.19, two days. Day 1: slides 1 to 14. Day 2: slides 15 to 22. The market is frozen at Round 8. Write</w:t>
+      </w:r>
+      <w:r>
+        <w:t xml:space="preserve"> </w:t>
+      </w:r>
+      <w:r>
+        <w:t xml:space="preserve">“</w:t>
+      </w:r>
+      <w:r>
+        <w:t xml:space="preserve">Closing bell, 1936</w:t>
+      </w:r>
+      <w:r>
+        <w:t xml:space="preserve">”</w:t>
+      </w:r>
+      <w:r>
+        <w:t xml:space="preserve"> </w:t>
+      </w:r>
+      <w:r>
+        <w:t xml:space="preserve">and the closing prices on the board before Day 1 from page 2 of</w:t>
+      </w:r>
+      <w:r>
+        <w:t xml:space="preserve"> </w:t>
+      </w:r>
+      <w:r>
+        <w:rPr>
+          <w:rStyle w:val="VerbatimChar"/>
+        </w:rPr>
+        <w:t xml:space="preserve">Handout 02.14 - The Gilded Age Market Kit.md</w:t>
+      </w:r>
+      <w:r>
+        <w:t xml:space="preserve"> </w:t>
+      </w:r>
+      <w:r>
+        <w:t xml:space="preserve">and keep them covered until slide 2. Slides 5 to 12 are kit page 5, one company per slide. The leaderboard shows investor numbers only.</w:t>
       </w:r>
     </w:p>
     <w:p>
@@ -57,16 +90,16 @@
         <w:t xml:space="preserve"> </w:t>
       </w:r>
       <w:r>
-        <w:t xml:space="preserve">Notes: 3 minutes. Hands for each third. Then the leaderboard.</w:t>
+        <w:t xml:space="preserve">Notes: 3 minutes. Hands for each third. Then uncover the board.</w:t>
       </w:r>
     </w:p>
     <w:p>
       <w:pPr>
         <w:pStyle w:val="Heading2"/>
       </w:pPr>
-      <w:bookmarkStart w:id="22" w:name="slide-2-the-closing-bell"/>
-      <w:r>
-        <w:t xml:space="preserve">Slide 2: The closing bell</w:t>
+      <w:bookmarkStart w:id="22" w:name="slide-2-the-closing-bell-1936"/>
+      <w:r>
+        <w:t xml:space="preserve">Slide 2: The closing bell, 1936</w:t>
       </w:r>
       <w:bookmarkEnd w:id="22"/>
     </w:p>
@@ -79,7 +112,7 @@
         <w:pStyle w:val="Compact"/>
       </w:pPr>
       <w:r>
-        <w:t xml:space="preserve">The final leaderboard, by merchant number, projected live.</w:t>
+        <w:t xml:space="preserve">RAIL 30. OIL 60. GAS 30. ELEC 40. STEEL 60. AUTO 60. RADIO 12.</w:t>
       </w:r>
     </w:p>
     <w:p>
@@ -91,7 +124,7 @@
         <w:pStyle w:val="Compact"/>
       </w:pPr>
       <w:r>
-        <w:t xml:space="preserve">Nobody trades again on this board.</w:t>
+        <w:t xml:space="preserve">The market did not come back to 1929 for twenty five years, but it climbed a long way from the bottom.</w:t>
       </w:r>
     </w:p>
     <w:p>
@@ -103,13 +136,43 @@
         <w:pStyle w:val="Compact"/>
       </w:pPr>
       <w:r>
-        <w:t xml:space="preserve">In ten minutes I will tell you what you were actually buying.</w:t>
-      </w:r>
-      <w:r>
-        <w:t xml:space="preserve"> </w:t>
-      </w:r>
-      <w:r>
-        <w:t xml:space="preserve">Image: a drawn bell.</w:t>
+        <w:t xml:space="preserve">In 1933 the government closed every bank for a week, reopened the sound ones, and created deposit insurance.</w:t>
+      </w:r>
+    </w:p>
+    <w:p>
+      <w:pPr>
+        <w:numPr>
+          <w:ilvl w:val="0"/>
+          <w:numId w:val="1002"/>
+        </w:numPr>
+        <w:pStyle w:val="Compact"/>
+      </w:pPr>
+      <w:r>
+        <w:t xml:space="preserve">In 1935 Parker Brothers began selling Monopoly.</w:t>
+      </w:r>
+    </w:p>
+    <w:p>
+      <w:pPr>
+        <w:numPr>
+          <w:ilvl w:val="0"/>
+          <w:numId w:val="1002"/>
+        </w:numPr>
+        <w:pStyle w:val="Compact"/>
+      </w:pPr>
+      <w:r>
+        <w:t xml:space="preserve">Fill the Close column and the closing table. No trades. No interest at the bell.</w:t>
+      </w:r>
+      <w:r>
+        <w:t xml:space="preserve"> </w:t>
+      </w:r>
+      <w:r>
+        <w:t xml:space="preserve">Image: a drawn brass bell over a 1936 newspaper front page.</w:t>
+      </w:r>
+      <w:r>
+        <w:t xml:space="preserve"> </w:t>
+      </w:r>
+      <w:r>
+        <w:t xml:space="preserve">Notes: Read the closing bell dispatch from kit page 3. Then call investor numbers and write every closing total on the board.</w:t>
       </w:r>
     </w:p>
     <w:p>
@@ -131,7 +194,7 @@
         <w:pStyle w:val="Compact"/>
       </w:pPr>
       <w:r>
-        <w:t xml:space="preserve">Grand Merchant: Merchant</w:t>
+        <w:t xml:space="preserve">Investor</w:t>
       </w:r>
       <w:r>
         <w:t xml:space="preserve"> </w:t>
@@ -141,17 +204,53 @@
           <w:i/>
           <w:b/>
         </w:rPr>
-        <w:t xml:space="preserve">. Master Trader: Merchant</w:t>
+        <w:t xml:space="preserve">: $</w:t>
+      </w:r>
+      <w:r>
+        <w:t xml:space="preserve">_</w:t>
+      </w:r>
+      <w:r>
+        <w:rPr>
+          <w:b/>
+        </w:rPr>
+        <w:t xml:space="preserve">. Investor</w:t>
+      </w:r>
+      <w:r>
+        <w:rPr>
+          <w:b/>
+        </w:rPr>
+        <w:t xml:space="preserve"> </w:t>
+      </w:r>
+      <w:r>
+        <w:t xml:space="preserve">_: $______. Investor</w:t>
+      </w:r>
+      <w:r>
+        <w:t xml:space="preserve"> </w:t>
       </w:r>
       <w:r>
         <w:rPr>
           <w:i/>
           <w:b/>
         </w:rPr>
-        <w:t xml:space="preserve"> </w:t>
-      </w:r>
-      <w:r>
-        <w:t xml:space="preserve">. Silver Purse: Merchant</w:t>
+        <w:t xml:space="preserve">: $</w:t>
+      </w:r>
+      <w:r>
+        <w:t xml:space="preserve">_</w:t>
+      </w:r>
+      <w:r>
+        <w:rPr>
+          <w:b/>
+        </w:rPr>
+        <w:t xml:space="preserve">. Investor</w:t>
+      </w:r>
+      <w:r>
+        <w:rPr>
+          <w:b/>
+        </w:rPr>
+        <w:t xml:space="preserve"> </w:t>
+      </w:r>
+      <w:r>
+        <w:t xml:space="preserve">_: $______. Investor</w:t>
       </w:r>
       <w:r>
         <w:t xml:space="preserve"> </w:t>
@@ -161,20 +260,10 @@
           <w:i/>
           <w:b/>
         </w:rPr>
-        <w:t xml:space="preserve">. Rising Star: Merchants</w:t>
-      </w:r>
-      <w:r>
-        <w:rPr>
-          <w:i/>
-          <w:b/>
-        </w:rPr>
-        <w:t xml:space="preserve"> </w:t>
-      </w:r>
-      <w:r>
-        <w:t xml:space="preserve"> </w:t>
-      </w:r>
-      <w:r>
-        <w:t xml:space="preserve">and ___.</w:t>
+        <w:t xml:space="preserve">: $</w:t>
+      </w:r>
+      <w:r>
+        <w:t xml:space="preserve">___.</w:t>
       </w:r>
     </w:p>
     <w:p>
@@ -186,7 +275,7 @@
         <w:pStyle w:val="Compact"/>
       </w:pPr>
       <w:r>
-        <w:t xml:space="preserve">Class average fortune: AQ ______. Class average return: ______ percent.</w:t>
+        <w:t xml:space="preserve">Class average closing total: $______. Class average return: ______ percent.</w:t>
       </w:r>
     </w:p>
     <w:p>
@@ -244,7 +333,7 @@
         <w:pStyle w:val="Compact"/>
       </w:pPr>
       <w:r>
-        <w:t xml:space="preserve">Find your merchant number. Write your final total fortune and your rank on the report template cover.</w:t>
+        <w:t xml:space="preserve">Find your investor number. Write your closing total and your rank on the report template cover.</w:t>
       </w:r>
     </w:p>
     <w:p>
@@ -269,9 +358,9 @@
       <w:pPr>
         <w:pStyle w:val="Heading2"/>
       </w:pPr>
-      <w:bookmarkStart w:id="25" w:name="slide-5-the-reveal-sparkstone-mines-sprk"/>
-      <w:r>
-        <w:t xml:space="preserve">Slide 5: The reveal: Sparkstone Mines (SPRK)</w:t>
+      <w:bookmarkStart w:id="25" w:name="Xd9b001335822f32f250afca0af1a842203d0b85"/>
+      <w:r>
+        <w:t xml:space="preserve">Slide 5: The reveal: RAIL, Pennsylvania Railroad</w:t>
       </w:r>
       <w:bookmarkEnd w:id="25"/>
     </w:p>
@@ -284,7 +373,7 @@
         <w:pStyle w:val="Compact"/>
       </w:pPr>
       <w:r>
-        <w:t xml:space="preserve">A big technology company’s stock.</w:t>
+        <w:t xml:space="preserve">Survived every panic. Paid dividends for more than a century.</w:t>
       </w:r>
     </w:p>
     <w:p>
@@ -296,7 +385,7 @@
         <w:pStyle w:val="Compact"/>
       </w:pPr>
       <w:r>
-        <w:t xml:space="preserve">Wild price swings. Huge potential. Huge losses.</w:t>
+        <w:t xml:space="preserve">Went bankrupt in 1970 after merging with the New York Central, the largest bankruptcy the country had seen.</w:t>
       </w:r>
     </w:p>
     <w:p>
@@ -308,22 +397,22 @@
         <w:pStyle w:val="Compact"/>
       </w:pPr>
       <w:r>
-        <w:t xml:space="preserve">High risk.</w:t>
-      </w:r>
-      <w:r>
-        <w:t xml:space="preserve"> </w:t>
-      </w:r>
-      <w:r>
-        <w:t xml:space="preserve">Image: a factory with a lightning bolt above it.</w:t>
+        <w:t xml:space="preserve">Lesson: big and old is not the same as forever.</w:t>
+      </w:r>
+      <w:r>
+        <w:t xml:space="preserve"> </w:t>
+      </w:r>
+      <w:r>
+        <w:t xml:space="preserve">Image: a steam locomotive on a stone bridge.</w:t>
       </w:r>
     </w:p>
     <w:p>
       <w:pPr>
         <w:pStyle w:val="Heading2"/>
       </w:pPr>
-      <w:bookmarkStart w:id="26" w:name="slide-6-cloudberry-expeditions-cldb"/>
-      <w:r>
-        <w:t xml:space="preserve">Slide 6: Cloudberry Expeditions (CLDB)</w:t>
+      <w:bookmarkStart w:id="26" w:name="slide-6-oil-standard-oil"/>
+      <w:r>
+        <w:t xml:space="preserve">Slide 6: OIL, Standard Oil</w:t>
       </w:r>
       <w:bookmarkEnd w:id="26"/>
     </w:p>
@@ -336,7 +425,7 @@
         <w:pStyle w:val="Compact"/>
       </w:pPr>
       <w:r>
-        <w:t xml:space="preserve">A startup, or an IPO: a brand new company’s stock.</w:t>
+        <w:t xml:space="preserve">Broken into 34 companies in 1911.</w:t>
       </w:r>
     </w:p>
     <w:p>
@@ -348,7 +437,7 @@
         <w:pStyle w:val="Compact"/>
       </w:pPr>
       <w:r>
-        <w:t xml:space="preserve">Exploring where nobody has been. Could soar. Could run out of money.</w:t>
+        <w:t xml:space="preserve">The pieces became Exxon, Mobil, Chevron, Amoco and others, and their owners grew richer than before.</w:t>
       </w:r>
     </w:p>
     <w:p>
@@ -360,22 +449,22 @@
         <w:pStyle w:val="Compact"/>
       </w:pPr>
       <w:r>
-        <w:t xml:space="preserve">High risk. The riskiest thing on the street.</w:t>
-      </w:r>
-      <w:r>
-        <w:t xml:space="preserve"> </w:t>
-      </w:r>
-      <w:r>
-        <w:t xml:space="preserve">Image: a rocket on a launch pad.</w:t>
+        <w:t xml:space="preserve">Lesson: a company can be bigger than the government wants and still be a good business.</w:t>
+      </w:r>
+      <w:r>
+        <w:t xml:space="preserve"> </w:t>
+      </w:r>
+      <w:r>
+        <w:t xml:space="preserve">Image: an oil derrick beside a row of kerosene lamps.</w:t>
       </w:r>
     </w:p>
     <w:p>
       <w:pPr>
         <w:pStyle w:val="Heading2"/>
       </w:pPr>
-      <w:bookmarkStart w:id="27" w:name="slide-7-the-iron-vault-iron"/>
-      <w:r>
-        <w:t xml:space="preserve">Slide 7: The Iron Vault (IRON)</w:t>
+      <w:bookmarkStart w:id="27" w:name="slide-7-gas-consolidated-gas"/>
+      <w:r>
+        <w:t xml:space="preserve">Slide 7: GAS, Consolidated Gas</w:t>
       </w:r>
       <w:bookmarkEnd w:id="27"/>
     </w:p>
@@ -388,7 +477,7 @@
         <w:pStyle w:val="Compact"/>
       </w:pPr>
       <w:r>
-        <w:t xml:space="preserve">Corporate bonds: lending money to a stable company for a little interest.</w:t>
+        <w:t xml:space="preserve">Became Consolidated Edison, which still sends New York its gas and electric bills.</w:t>
       </w:r>
     </w:p>
     <w:p>
@@ -400,34 +489,22 @@
         <w:pStyle w:val="Compact"/>
       </w:pPr>
       <w:r>
-        <w:t xml:space="preserve">Boring. Safe, unless the company fails.</w:t>
-      </w:r>
-    </w:p>
-    <w:p>
-      <w:pPr>
-        <w:numPr>
-          <w:ilvl w:val="0"/>
-          <w:numId w:val="1007"/>
-        </w:numPr>
-        <w:pStyle w:val="Compact"/>
-      </w:pPr>
-      <w:r>
-        <w:t xml:space="preserve">Low risk.</w:t>
-      </w:r>
-      <w:r>
-        <w:t xml:space="preserve"> </w:t>
-      </w:r>
-      <w:r>
-        <w:t xml:space="preserve">Image: a handshake over a contract.</w:t>
+        <w:t xml:space="preserve">Lesson: boring and necessary pays every month.</w:t>
+      </w:r>
+      <w:r>
+        <w:t xml:space="preserve"> </w:t>
+      </w:r>
+      <w:r>
+        <w:t xml:space="preserve">Image: a gas street lamp on a New York corner.</w:t>
       </w:r>
     </w:p>
     <w:p>
       <w:pPr>
         <w:pStyle w:val="Heading2"/>
       </w:pPr>
-      <w:bookmarkStart w:id="28" w:name="slide-8-crown-seal-notes-seal"/>
-      <w:r>
-        <w:t xml:space="preserve">Slide 8: Crown Seal Notes (SEAL)</w:t>
+      <w:bookmarkStart w:id="28" w:name="slide-8-elec-general-electric"/>
+      <w:r>
+        <w:t xml:space="preserve">Slide 8: ELEC, General Electric</w:t>
       </w:r>
       <w:bookmarkEnd w:id="28"/>
     </w:p>
@@ -440,7 +517,7 @@
         <w:pStyle w:val="Compact"/>
       </w:pPr>
       <w:r>
-        <w:t xml:space="preserve">U.S. Treasury bonds: lending money to the government.</w:t>
+        <w:t xml:space="preserve">Nearly died in 1893, then lit the country.</w:t>
       </w:r>
     </w:p>
     <w:p>
@@ -452,7 +529,7 @@
         <w:pStyle w:val="Compact"/>
       </w:pPr>
       <w:r>
-        <w:t xml:space="preserve">Backed by the whole country. The safest investment that exists.</w:t>
+        <w:t xml:space="preserve">One of the twelve original companies in the Dow Jones average of 1896, and in it for over a century.</w:t>
       </w:r>
     </w:p>
     <w:p>
@@ -464,22 +541,22 @@
         <w:pStyle w:val="Compact"/>
       </w:pPr>
       <w:r>
-        <w:t xml:space="preserve">Low risk. Small interest.</w:t>
-      </w:r>
-      <w:r>
-        <w:t xml:space="preserve"> </w:t>
-      </w:r>
-      <w:r>
-        <w:t xml:space="preserve">Image: a flag on a building with columns.</w:t>
+        <w:t xml:space="preserve">Lesson: a new technology’s stock can crash and still be right about the future.</w:t>
+      </w:r>
+      <w:r>
+        <w:t xml:space="preserve"> </w:t>
+      </w:r>
+      <w:r>
+        <w:t xml:space="preserve">Image: a Pearl Street lamp glowing in a dark office window.</w:t>
       </w:r>
     </w:p>
     <w:p>
       <w:pPr>
         <w:pStyle w:val="Heading2"/>
       </w:pPr>
-      <w:bookmarkStart w:id="29" w:name="slide-9-willowbrook-grove-wllw"/>
-      <w:r>
-        <w:t xml:space="preserve">Slide 9: Willowbrook Grove (WLLW)</w:t>
+      <w:bookmarkStart w:id="29" w:name="slide-9-steel-us-steel"/>
+      <w:r>
+        <w:t xml:space="preserve">Slide 9: STEEL, US Steel</w:t>
       </w:r>
       <w:bookmarkEnd w:id="29"/>
     </w:p>
@@ -492,7 +569,7 @@
         <w:pStyle w:val="Compact"/>
       </w:pPr>
       <w:r>
-        <w:t xml:space="preserve">A retirement account, an IRA.</w:t>
+        <w:t xml:space="preserve">Still makes steel. Its share of the market shrank for a hundred years.</w:t>
       </w:r>
     </w:p>
     <w:p>
@@ -504,46 +581,22 @@
         <w:pStyle w:val="Compact"/>
       </w:pPr>
       <w:r>
-        <w:t xml:space="preserve">Grows slowly over decades. Not exciting today.</w:t>
-      </w:r>
-    </w:p>
-    <w:p>
-      <w:pPr>
-        <w:numPr>
-          <w:ilvl w:val="0"/>
-          <w:numId w:val="1009"/>
-        </w:numPr>
-        <w:pStyle w:val="Compact"/>
-      </w:pPr>
-      <w:r>
-        <w:t xml:space="preserve">Your future self will thank you.</w:t>
-      </w:r>
-    </w:p>
-    <w:p>
-      <w:pPr>
-        <w:numPr>
-          <w:ilvl w:val="0"/>
-          <w:numId w:val="1009"/>
-        </w:numPr>
-        <w:pStyle w:val="Compact"/>
-      </w:pPr>
-      <w:r>
-        <w:t xml:space="preserve">Medium risk, long term.</w:t>
-      </w:r>
-      <w:r>
-        <w:t xml:space="preserve"> </w:t>
-      </w:r>
-      <w:r>
-        <w:t xml:space="preserve">Image: a young tree next to an old tree heavy with fruit.</w:t>
+        <w:t xml:space="preserve">Lesson: enormous on the first day is not a guarantee.</w:t>
+      </w:r>
+      <w:r>
+        <w:t xml:space="preserve"> </w:t>
+      </w:r>
+      <w:r>
+        <w:t xml:space="preserve">Image: a steel bridge under construction.</w:t>
       </w:r>
     </w:p>
     <w:p>
       <w:pPr>
         <w:pStyle w:val="Heading2"/>
       </w:pPr>
-      <w:bookmarkStart w:id="30" w:name="slide-10-the-honeypot-coffer-hnyp"/>
-      <w:r>
-        <w:t xml:space="preserve">Slide 10: The Honeypot Coffer (HNYP)</w:t>
+      <w:bookmarkStart w:id="30" w:name="slide-10-auto-general-motors"/>
+      <w:r>
+        <w:t xml:space="preserve">Slide 10: AUTO, General Motors</w:t>
       </w:r>
       <w:bookmarkEnd w:id="30"/>
     </w:p>
@@ -556,7 +609,7 @@
         <w:pStyle w:val="Compact"/>
       </w:pPr>
       <w:r>
-        <w:t xml:space="preserve">A high-yield savings account at a bank.</w:t>
+        <w:t xml:space="preserve">The largest company in the world by the 1950s. Bankrupt in 2009. Rescued and reorganized.</w:t>
       </w:r>
     </w:p>
     <w:p>
@@ -568,34 +621,22 @@
         <w:pStyle w:val="Compact"/>
       </w:pPr>
       <w:r>
-        <w:t xml:space="preserve">Guaranteed small growth. Never loses. Money out any time.</w:t>
-      </w:r>
-    </w:p>
-    <w:p>
-      <w:pPr>
-        <w:numPr>
-          <w:ilvl w:val="0"/>
-          <w:numId w:val="1010"/>
-        </w:numPr>
-        <w:pStyle w:val="Compact"/>
-      </w:pPr>
-      <w:r>
-        <w:t xml:space="preserve">No risk. Will not make you rich.</w:t>
-      </w:r>
-      <w:r>
-        <w:t xml:space="preserve"> </w:t>
-      </w:r>
-      <w:r>
-        <w:t xml:space="preserve">Image: a honey jar with a bank’s front door drawn on the label.</w:t>
+        <w:t xml:space="preserve">Lesson: the best company of one era is not the best of the next.</w:t>
+      </w:r>
+      <w:r>
+        <w:t xml:space="preserve"> </w:t>
+      </w:r>
+      <w:r>
+        <w:t xml:space="preserve">Image: a Model T on a dirt road, with a newer car far behind it.</w:t>
       </w:r>
     </w:p>
     <w:p>
       <w:pPr>
         <w:pStyle w:val="Heading2"/>
       </w:pPr>
-      <w:bookmarkStart w:id="31" w:name="slide-11-meadowgold-acres-mdow"/>
-      <w:r>
-        <w:t xml:space="preserve">Slide 11: Meadowgold Acres (MDOW)</w:t>
+      <w:bookmarkStart w:id="31" w:name="slide-11-radio-rca"/>
+      <w:r>
+        <w:t xml:space="preserve">Slide 11: RADIO, RCA</w:t>
       </w:r>
       <w:bookmarkEnd w:id="31"/>
     </w:p>
@@ -608,7 +649,7 @@
         <w:pStyle w:val="Compact"/>
       </w:pPr>
       <w:r>
-        <w:t xml:space="preserve">A real estate investment trust, a REIT: a slice of buildings and land.</w:t>
+        <w:t xml:space="preserve">Under $6 in 1921. Over $100 in September 1929. Under $3 in 1932.</w:t>
       </w:r>
     </w:p>
     <w:p>
@@ -620,7 +661,7 @@
         <w:pStyle w:val="Compact"/>
       </w:pPr>
       <w:r>
-        <w:t xml:space="preserve">Rent comes in. Value moves with the economy, the weather, and the neighborhood.</w:t>
+        <w:t xml:space="preserve">It took until the 1960s to matter again. Bought and broken up in 1986.</w:t>
       </w:r>
     </w:p>
     <w:p>
@@ -632,13 +673,25 @@
         <w:pStyle w:val="Compact"/>
       </w:pPr>
       <w:r>
-        <w:t xml:space="preserve">Medium risk.</w:t>
-      </w:r>
-      <w:r>
-        <w:t xml:space="preserve"> </w:t>
-      </w:r>
-      <w:r>
-        <w:t xml:space="preserve">Image: a row of buildings and a field.</w:t>
+        <w:t xml:space="preserve">Lesson: the hottest stock of a decade is usually the most expensive way to learn the word</w:t>
+      </w:r>
+      <w:r>
+        <w:t xml:space="preserve"> </w:t>
+      </w:r>
+      <w:r>
+        <w:t xml:space="preserve">“</w:t>
+      </w:r>
+      <w:r>
+        <w:t xml:space="preserve">bubble.</w:t>
+      </w:r>
+      <w:r>
+        <w:t xml:space="preserve">”</w:t>
+      </w:r>
+      <w:r>
+        <w:t xml:space="preserve"> </w:t>
+      </w:r>
+      <w:r>
+        <w:t xml:space="preserve">Image: a 1920s radio set in a living room.</w:t>
       </w:r>
       <w:r>
         <w:t xml:space="preserve"> </w:t>
@@ -651,9 +704,9 @@
       <w:pPr>
         <w:pStyle w:val="Heading2"/>
       </w:pPr>
-      <w:bookmarkStart w:id="32" w:name="slide-12-the-rest-of-the-map"/>
-      <w:r>
-        <w:t xml:space="preserve">Slide 12: The rest of the map</w:t>
+      <w:bookmarkStart w:id="32" w:name="slide-12-the-bank-and-monopoly"/>
+      <w:r>
+        <w:t xml:space="preserve">Slide 12: The bank, and Monopoly</w:t>
       </w:r>
       <w:bookmarkEnd w:id="32"/>
     </w:p>
@@ -666,7 +719,7 @@
         <w:pStyle w:val="Compact"/>
       </w:pPr>
       <w:r>
-        <w:t xml:space="preserve">AQ = dollars. Fortune Street = Wall Street. The Bazaar = the stock market.</w:t>
+        <w:t xml:space="preserve">About nine thousand banks failed between 1930 and 1933. Their depositors lost their money.</w:t>
       </w:r>
     </w:p>
     <w:p>
@@ -678,7 +731,25 @@
         <w:pStyle w:val="Compact"/>
       </w:pPr>
       <w:r>
-        <w:t xml:space="preserve">Dispatches = financial news. Trading windows = market hours.</w:t>
+        <w:t xml:space="preserve">Deposit insurance, created in 1933, is why</w:t>
+      </w:r>
+      <w:r>
+        <w:t xml:space="preserve"> </w:t>
+      </w:r>
+      <w:r>
+        <w:t xml:space="preserve">“</w:t>
+      </w:r>
+      <w:r>
+        <w:t xml:space="preserve">the bank never fails</w:t>
+      </w:r>
+      <w:r>
+        <w:t xml:space="preserve">”</w:t>
+      </w:r>
+      <w:r>
+        <w:t xml:space="preserve"> </w:t>
+      </w:r>
+      <w:r>
+        <w:t xml:space="preserve">is true for you and was not for your great great grandparents.</w:t>
       </w:r>
     </w:p>
     <w:p>
@@ -690,7 +761,7 @@
         <w:pStyle w:val="Compact"/>
       </w:pPr>
       <w:r>
-        <w:t xml:space="preserve">The crisis = a real crash, like 2008 or 2020, with the names changed.</w:t>
+        <w:t xml:space="preserve">Lizzie Magie patented The Landlord’s Game in 1904 to teach that letting one person own everything hurts everyone else. Parker Brothers bought it in 1935 and sold it as Monopoly, a game about doing exactly that.</w:t>
       </w:r>
     </w:p>
     <w:p>
@@ -702,16 +773,28 @@
         <w:pStyle w:val="Compact"/>
       </w:pPr>
       <w:r>
-        <w:t xml:space="preserve">The leaderboard = what an adviser calls performance.</w:t>
+        <w:t xml:space="preserve">The trust on our board in Round 2 is the thing her game was about.</w:t>
+      </w:r>
+      <w:r>
+        <w:t xml:space="preserve"> </w:t>
+      </w:r>
+      <w:r>
+        <w:t xml:space="preserve">Image: a Monopoly board next to a 1904 patent drawing.</w:t>
+      </w:r>
+      <w:r>
+        <w:t xml:space="preserve"> </w:t>
+      </w:r>
+      <w:r>
+        <w:t xml:space="preserve">Notes: 12 minutes for slides 5 to 12.</w:t>
       </w:r>
     </w:p>
     <w:p>
       <w:pPr>
         <w:pStyle w:val="Heading2"/>
       </w:pPr>
-      <w:bookmarkStart w:id="33" w:name="slide-13-three-merchants-by-number-only"/>
-      <w:r>
-        <w:t xml:space="preserve">Slide 13: Three merchants, by number only</w:t>
+      <w:bookmarkStart w:id="33" w:name="X8f82bbd4411b2ceb5645b2272906a903c5257c8"/>
+      <w:r>
+        <w:t xml:space="preserve">Slide 13: Three ledgers, by investor number only</w:t>
       </w:r>
       <w:bookmarkEnd w:id="33"/>
     </w:p>
@@ -724,7 +807,7 @@
         <w:pStyle w:val="Compact"/>
       </w:pPr>
       <w:r>
-        <w:t xml:space="preserve">Merchant ___ held safe ventures and finished slightly up.</w:t>
+        <w:t xml:space="preserve">Investor ___ never sold: $2,618 in 1928, $926 in 1932, $1,926 at the bell.</w:t>
       </w:r>
     </w:p>
     <w:p>
@@ -736,7 +819,7 @@
         <w:pStyle w:val="Compact"/>
       </w:pPr>
       <w:r>
-        <w:t xml:space="preserve">Merchant ___ held risky ventures through the crash: down, and recovering.</w:t>
+        <w:t xml:space="preserve">Investor ___ sold everything in October 1929 and put it in the bank: $1,949 at the bell. (In real life, would the bank have been there in 1933?)</w:t>
       </w:r>
     </w:p>
     <w:p>
@@ -748,7 +831,7 @@
         <w:pStyle w:val="Compact"/>
       </w:pPr>
       <w:r>
-        <w:t xml:space="preserve">Merchant ___ sold everything at the bottom: down the most, cash sitting idle.</w:t>
+        <w:t xml:space="preserve">Investor ___ sold in the crash, then bought OIL, STEEL, AUTO and ELEC at the bottom in 1932: $5,949 at the bell.</w:t>
       </w:r>
     </w:p>
     <w:p>
@@ -760,19 +843,31 @@
         <w:pStyle w:val="Compact"/>
       </w:pPr>
       <w:r>
+        <w:t xml:space="preserve">The two paths nobody wants: sold at the bottom, $926. Borrowed in 1928, $0.</w:t>
+      </w:r>
+    </w:p>
+    <w:p>
+      <w:pPr>
+        <w:numPr>
+          <w:ilvl w:val="0"/>
+          <w:numId w:val="1013"/>
+        </w:numPr>
+        <w:pStyle w:val="Compact"/>
+      </w:pPr>
+      <w:r>
         <w:t xml:space="preserve">Read each one: what did they do, and what did it cost or earn?</w:t>
       </w:r>
       <w:r>
         <w:t xml:space="preserve"> </w:t>
       </w:r>
       <w:r>
-        <w:t xml:space="preserve">Image: three simple line graphs of total fortune across the ten days: flat and slightly rising; a deep V half recovered; a drop that goes flat.</w:t>
-      </w:r>
-      <w:r>
-        <w:t xml:space="preserve"> </w:t>
-      </w:r>
-      <w:r>
-        <w:t xml:space="preserve">Notes: From the ledger export. 8 minutes with volunteers. End with: over ten days, luck matters a lot; over fifty years, habits matter more.</w:t>
+        <w:t xml:space="preserve">Image: three simple line graphs of a total across the ten columns: a mountain that comes most of the way back; a mountain that goes flat after 1929; a mountain that goes flat and then shoots up.</w:t>
+      </w:r>
+      <w:r>
+        <w:t xml:space="preserve"> </w:t>
+      </w:r>
+      <w:r>
+        <w:t xml:space="preserve">Notes: From the Paper Ledger’s teacher key, or this class’s real ledgers. 8 minutes with volunteers. End with: when you sold mattered more than that you sold; over eight rounds, luck matters a lot; over fifty years, habits matter more.</w:t>
       </w:r>
     </w:p>
     <w:p>
@@ -794,7 +889,7 @@
         <w:pStyle w:val="Compact"/>
       </w:pPr>
       <w:r>
-        <w:t xml:space="preserve">The market is closed. My final total fortune. Why my number is what it is. What I know now that I did not know on Day 1.</w:t>
+        <w:t xml:space="preserve">The market is closed. My closing total in dollars. Why my number is what it is. What I know now that I did not know in 1870.</w:t>
       </w:r>
     </w:p>
     <w:p>
@@ -806,7 +901,7 @@
         <w:pStyle w:val="Compact"/>
       </w:pPr>
       <w:r>
-        <w:t xml:space="preserve">3-2-1: 3 ventures and what they really are, 2 things the winners did, 1 thing you would tell yourself on Day 1.</w:t>
+        <w:t xml:space="preserve">3-2-1: 3 companies and what happened next, 2 things the investors who did best did, 1 thing you would tell yourself in 1870.</w:t>
       </w:r>
     </w:p>
     <w:p>
@@ -818,7 +913,7 @@
         <w:pStyle w:val="Compact"/>
       </w:pPr>
       <w:r>
-        <w:t xml:space="preserve">Tomorrow: the Investor Report. No devices; bring your journal.</w:t>
+        <w:t xml:space="preserve">Tomorrow: the Investor Report. Bring your journal and your ledger.</w:t>
       </w:r>
       <w:r>
         <w:t xml:space="preserve"> </w:t>
@@ -846,7 +941,7 @@
         <w:pStyle w:val="Compact"/>
       </w:pPr>
       <w:r>
-        <w:t xml:space="preserve">Open your journal. Circle the three decisions you are proudest of, or least proud of.</w:t>
+        <w:t xml:space="preserve">Open your journal and your ledger’s trade log. Circle the three decisions you are proudest of, or least proud of.</w:t>
       </w:r>
     </w:p>
     <w:p>
@@ -886,7 +981,7 @@
         <w:pStyle w:val="Compact"/>
       </w:pPr>
       <w:r>
-        <w:t xml:space="preserve">Starting and ending balance. 2. Percent return, with the formula.</w:t>
+        <w:t xml:space="preserve">Starting and closing total. 2. Percent return, with the formula.</w:t>
       </w:r>
     </w:p>
     <w:p>
@@ -898,7 +993,7 @@
         <w:pStyle w:val="Compact"/>
       </w:pPr>
       <w:r>
-        <w:t xml:space="preserve">Three decisions and why, each with a ledger number. 4. What the crisis taught me.</w:t>
+        <w:t xml:space="preserve">Three decisions and why, each with a ledger number. 4. What the crash taught me.</w:t>
       </w:r>
     </w:p>
     <w:p>
@@ -950,7 +1045,7 @@
         <w:pStyle w:val="Compact"/>
       </w:pPr>
       <w:r>
-        <w:t xml:space="preserve">Criterion 1, participation and journal: the ledger export and your ten entries.</w:t>
+        <w:t xml:space="preserve">Criterion 1, participation and journal: your ledger’s trade log and your ten entries.</w:t>
       </w:r>
     </w:p>
     <w:p>
@@ -1020,7 +1115,7 @@
         <w:pStyle w:val="Compact"/>
       </w:pPr>
       <w:r>
-        <w:t xml:space="preserve">Sources: your journal, your grid, your Return Math handout, the printed ledger. Nothing from memory.</w:t>
+        <w:t xml:space="preserve">Sources: your journal, your ledger, your grid, your Return Math handout. Nothing from memory.</w:t>
       </w:r>
     </w:p>
     <w:p>
@@ -1032,7 +1127,7 @@
         <w:pStyle w:val="Compact"/>
       </w:pPr>
       <w:r>
-        <w:t xml:space="preserve">Part 2: write the formula out. Bottom of the fraction: 25,000.</w:t>
+        <w:t xml:space="preserve">Part 2: write the formula out. Bottom of the fraction: 1,000.</w:t>
       </w:r>
     </w:p>
     <w:p>
@@ -1044,7 +1139,7 @@
         <w:pStyle w:val="Compact"/>
       </w:pPr>
       <w:r>
-        <w:t xml:space="preserve">Part 3: every decision gets a number.</w:t>
+        <w:t xml:space="preserve">Part 3: every decision gets a number: shares, a price, or a round.</w:t>
       </w:r>
     </w:p>
     <w:p>
@@ -1089,7 +1184,7 @@
         <w:t xml:space="preserve">“</w:t>
       </w:r>
       <w:r>
-        <w:t xml:space="preserve">Entry 6: I sold 150 SPRK at 40.50 because I was scared. It went to 31.20 the next day, so selling saved me 1,395, but I never bought back, so I missed the recovery to 41.60.</w:t>
+        <w:t xml:space="preserve">Entry 7: I sold 4 RADIO at 30 because I owed the broker $200 and had no cash. RADIO went to 3 in Round 8, so selling saved me $108, but I never bought anything at the bottom, so I missed AUTO going from 8 to 60.</w:t>
       </w:r>
       <w:r>
         <w:t xml:space="preserve">”</w:t>
@@ -1168,7 +1263,7 @@
         <w:pStyle w:val="Compact"/>
       </w:pPr>
       <w:r>
-        <w:t xml:space="preserve">Adjust the wants until it balances. Two sentences: what changed and why the simulation made you change it.</w:t>
+        <w:t xml:space="preserve">Adjust the wants until it balances. Two sentences: what changed and why the market made you change it.</w:t>
       </w:r>
       <w:r>
         <w:t xml:space="preserve"> </w:t>
@@ -1202,7 +1297,7 @@
         <w:pStyle w:val="Compact"/>
       </w:pPr>
       <w:r>
-        <w:t xml:space="preserve">First: a savings account (the Honeypot). Never drops. A cushion for a bad month.</w:t>
+        <w:t xml:space="preserve">First: a savings account. Since 1933 it is insured. It does not drop. A cushion for a bad month.</w:t>
       </w:r>
     </w:p>
     <w:p>
@@ -1214,7 +1309,7 @@
         <w:pStyle w:val="Compact"/>
       </w:pPr>
       <w:r>
-        <w:t xml:space="preserve">Second, once the cushion is there: a slow, spread-out fund (Willowbrook and a mixed pie). Time smooths the crashes.</w:t>
+        <w:t xml:space="preserve">Second, once the cushion is there: a spread of companies, held a long time. Time smooths the crashes; the never-sold ledger proved it.</w:t>
       </w:r>
     </w:p>
     <w:p>
@@ -1248,7 +1343,7 @@
         <w:pStyle w:val="Compact"/>
       </w:pPr>
       <w:r>
-        <w:t xml:space="preserve">Swap. Check three boxes: the formula is written; three decisions each have a number; the budget balances with savings before wants.</w:t>
+        <w:t xml:space="preserve">Swap. Check three boxes: the formula is written with 1,000 on the bottom; three decisions each have a number; the budget balances with savings before wants.</w:t>
       </w:r>
     </w:p>
     <w:p>
@@ -1272,7 +1367,7 @@
         <w:pStyle w:val="Compact"/>
       </w:pPr>
       <w:r>
-        <w:t xml:space="preserve">Staple the journal, the grid, and Return Math behind the report. Self-assessment row. In the folder.</w:t>
+        <w:t xml:space="preserve">Staple the journal, the ledger, the grid, and Return Math behind the report. Self-assessment row. In the folder.</w:t>
       </w:r>
       <w:r>
         <w:t xml:space="preserve"> </w:t>
@@ -1312,7 +1407,7 @@
         <w:pStyle w:val="Compact"/>
       </w:pPr>
       <w:r>
-        <w:t xml:space="preserve">Two merchants read the sentence.</w:t>
+        <w:t xml:space="preserve">Two investors read the sentence.</w:t>
       </w:r>
     </w:p>
     <w:p>
@@ -1324,7 +1419,7 @@
         <w:pStyle w:val="Compact"/>
       </w:pPr>
       <w:r>
-        <w:t xml:space="preserve">Tomorrow: careers. And ten minutes of Round 2: the market reopens, and now you know the truth.</w:t>
+        <w:t xml:space="preserve">Tomorrow: careers. And ten minutes of Round 2: it is 1925, you have a fresh $1,000, and you know what is coming.</w:t>
       </w:r>
       <w:r>
         <w:t xml:space="preserve"> </w:t>

--- a/downloads/documents/05 Materials/Unit 02/Slides/Slides 02.19 - Results the Reveal and the Investor Report.docx
+++ b/downloads/documents/05 Materials/Unit 02/Slides/Slides 02.19 - Results the Reveal and the Investor Report.docx
@@ -50,7 +50,7 @@
         <w:t xml:space="preserve"> </w:t>
       </w:r>
       <w:r>
-        <w:t xml:space="preserve">and keep them covered until slide 2. Slides 5 to 12 are kit page 5, one company per slide. The leaderboard shows investor numbers only.</w:t>
+        <w:t xml:space="preserve">and keep them covered until slide 2. Slides 5 to 12 are kit page 5: one company per slide on 5 to 11, then the bank and Monopoly on 12. The leaderboard shows investor numbers only.</w:t>
       </w:r>
     </w:p>
     <w:p>
@@ -172,7 +172,7 @@
         <w:t xml:space="preserve"> </w:t>
       </w:r>
       <w:r>
-        <w:t xml:space="preserve">Notes: Read the closing bell dispatch from kit page 3. Then call investor numbers and write every closing total on the board.</w:t>
+        <w:t xml:space="preserve">Notes: Read the closing bell dispatch from kit page 3. Then uncover the leaderboard built from the collected ledgers, sorted by investor number; students check their total against it.</w:t>
       </w:r>
     </w:p>
     <w:p>
